--- a/zht/docx/014.content.docx
+++ b/zht/docx/014.content.docx
@@ -336,18 +336,12 @@
         </w:rPr>
         <w:t>οὐ ξαίνουσιν οὐδὲ νήθουσιν οὐδὲ κοπιῶσιν「它們不梳毛,不紡織,也不辛勤工作」</w:t>
       </w:r>
-      <w:hyperlink r:id="rId15">
-        <w:r>
-          <w:rPr>
-            <w:lang w:val="zh_TW" w:bidi="zh_TW"/>
-          </w:rPr>
-          <w:rPr>
-            <w:color w:val="0000EE"/>
-            <w:u w:val="single"/>
-          </w:rPr>
-          <w:t>MAT 6:28</w:t>
-        </w:r>
-      </w:hyperlink>
+      <w:r>
+        <w:rPr>
+          <w:lang w:val="zh_TW" w:bidi="zh_TW"/>
+        </w:rPr>
+        <w:t>MAT 6:28</w:t>
+      </w:r>
       <w:r>
         <w:rPr>
           <w:lang w:val="zh_TW" w:bidi="zh_TW"/>
@@ -362,18 +356,12 @@
           <w:lang w:val="zh_TW" w:bidi="zh_TW"/>
         </w:rPr>
       </w:r>
-      <w:hyperlink r:id="rId15">
-        <w:r>
-          <w:rPr>
-            <w:lang w:val="zh_TW" w:bidi="zh_TW"/>
-          </w:rPr>
-          <w:rPr>
-            <w:color w:val="0000EE"/>
-            <w:u w:val="single"/>
-          </w:rPr>
-          <w:t>MAT 6:28</w:t>
-        </w:r>
-      </w:hyperlink>
+      <w:r>
+        <w:rPr>
+          <w:lang w:val="zh_TW" w:bidi="zh_TW"/>
+        </w:rPr>
+        <w:t>MAT 6:28</w:t>
+      </w:r>
     </w:p>
     <w:p>
       <w:pPr/>
@@ -395,18 +383,12 @@
         </w:rPr>
         <w:t xml:space="preserve"> 在</w:t>
       </w:r>
-      <w:hyperlink r:id="rId15">
-        <w:r>
-          <w:rPr>
-            <w:lang w:val="zh_TW" w:bidi="zh_TW"/>
-          </w:rPr>
-          <w:rPr>
-            <w:color w:val="0000EE"/>
-            <w:u w:val="single"/>
-          </w:rPr>
-          <w:t>MAT 6:28</w:t>
-        </w:r>
-      </w:hyperlink>
+      <w:r>
+        <w:rPr>
+          <w:lang w:val="zh_TW" w:bidi="zh_TW"/>
+        </w:rPr>
+        <w:t>MAT 6:28</w:t>
+      </w:r>
       <w:r>
         <w:rPr>
           <w:lang w:val="zh_TW" w:bidi="zh_TW"/>
@@ -606,36 +588,24 @@
           <w:lang w:val="zh_TW" w:bidi="zh_TW"/>
         </w:rPr>
       </w:r>
-      <w:hyperlink r:id="rId16">
-        <w:r>
-          <w:rPr>
-            <w:lang w:val="zh_TW" w:bidi="zh_TW"/>
-          </w:rPr>
-          <w:rPr>
-            <w:color w:val="0000EE"/>
-            <w:u w:val="single"/>
-          </w:rPr>
-          <w:t>ACT 28:23</w:t>
-        </w:r>
-      </w:hyperlink>
-      <w:r>
-        <w:rPr>
-          <w:lang w:val="zh_TW" w:bidi="zh_TW"/>
-        </w:rPr>
-        <w:t xml:space="preserve"> · </w:t>
-      </w:r>
-      <w:hyperlink r:id="rId17">
-        <w:r>
-          <w:rPr>
-            <w:lang w:val="zh_TW" w:bidi="zh_TW"/>
-          </w:rPr>
-          <w:rPr>
-            <w:color w:val="0000EE"/>
-            <w:u w:val="single"/>
-          </w:rPr>
-          <w:t>PHM 1:22</w:t>
-        </w:r>
-      </w:hyperlink>
+      <w:r>
+        <w:rPr>
+          <w:lang w:val="zh_TW" w:bidi="zh_TW"/>
+        </w:rPr>
+        <w:t>ACT 28:23</w:t>
+      </w:r>
+      <w:r>
+        <w:rPr>
+          <w:lang w:val="zh_TW" w:bidi="zh_TW"/>
+        </w:rPr>
+        <w:t xml:space="preserve"> · </w:t>
+      </w:r>
+      <w:r>
+        <w:rPr>
+          <w:lang w:val="zh_TW" w:bidi="zh_TW"/>
+        </w:rPr>
+        <w:t>PHM 1:22</w:t>
+      </w:r>
     </w:p>
     <w:p>
       <w:pPr/>
@@ -731,25 +701,19 @@
         </w:rPr>
         <w:t xml:space="preserve"> 在 </w:t>
       </w:r>
-      <w:hyperlink r:id="rId17">
-        <w:r>
-          <w:rPr>
-            <w:lang w:val="zh_TW" w:bidi="zh_TW"/>
-          </w:rPr>
-          <w:rPr>
-            <w:color w:val="0000EE"/>
-            <w:u w:val="single"/>
-          </w:rPr>
-          <w:t>PHM 1:22</w:t>
-        </w:r>
-      </w:hyperlink>
+      <w:r>
+        <w:rPr>
+          <w:lang w:val="zh_TW" w:bidi="zh_TW"/>
+        </w:rPr>
+        <w:t>PHM 1:22</w:t>
+      </w:r>
       <w:r>
         <w:rPr>
           <w:lang w:val="zh_TW" w:bidi="zh_TW"/>
         </w:rPr>
         <w:t xml:space="preserve"> 中的另一種解釋,見 </w:t>
       </w:r>
-      <w:hyperlink r:id="rId18">
+      <w:hyperlink r:id="rId15">
         <w:r>
           <w:rPr>
             <w:lang w:val="zh_TW" w:bidi="zh_TW"/>
@@ -775,18 +739,12 @@
           <w:lang w:val="zh_TW" w:bidi="zh_TW"/>
         </w:rPr>
       </w:r>
-      <w:hyperlink r:id="rId17">
-        <w:r>
-          <w:rPr>
-            <w:lang w:val="zh_TW" w:bidi="zh_TW"/>
-          </w:rPr>
-          <w:rPr>
-            <w:color w:val="0000EE"/>
-            <w:u w:val="single"/>
-          </w:rPr>
-          <w:t>PHM 1:22</w:t>
-        </w:r>
-      </w:hyperlink>
+      <w:r>
+        <w:rPr>
+          <w:lang w:val="zh_TW" w:bidi="zh_TW"/>
+        </w:rPr>
+        <w:t>PHM 1:22</w:t>
+      </w:r>
     </w:p>
     <w:p>
       <w:pPr/>
@@ -808,43 +766,31 @@
         </w:rPr>
         <w:t xml:space="preserve"> 在</w:t>
       </w:r>
+      <w:r>
+        <w:rPr>
+          <w:lang w:val="zh_TW" w:bidi="zh_TW"/>
+        </w:rPr>
+        <w:t>ACT 28:23</w:t>
+      </w:r>
+      <w:r>
+        <w:rPr>
+          <w:lang w:val="zh_TW" w:bidi="zh_TW"/>
+        </w:rPr>
+        <w:t>和</w:t>
+      </w:r>
+      <w:r>
+        <w:rPr>
+          <w:lang w:val="zh_TW" w:bidi="zh_TW"/>
+        </w:rPr>
+        <w:t>PHM 1:22</w:t>
+      </w:r>
+      <w:r>
+        <w:rPr>
+          <w:lang w:val="zh_TW" w:bidi="zh_TW"/>
+        </w:rPr>
+        <w:t>，ξενία也可以理解為熱情款待或者接待客人的活動（見</w:t>
+      </w:r>
       <w:hyperlink r:id="rId16">
-        <w:r>
-          <w:rPr>
-            <w:lang w:val="zh_TW" w:bidi="zh_TW"/>
-          </w:rPr>
-          <w:rPr>
-            <w:color w:val="0000EE"/>
-            <w:u w:val="single"/>
-          </w:rPr>
-          <w:t>ACT 28:23</w:t>
-        </w:r>
-      </w:hyperlink>
-      <w:r>
-        <w:rPr>
-          <w:lang w:val="zh_TW" w:bidi="zh_TW"/>
-        </w:rPr>
-        <w:t>和</w:t>
-      </w:r>
-      <w:hyperlink r:id="rId17">
-        <w:r>
-          <w:rPr>
-            <w:lang w:val="zh_TW" w:bidi="zh_TW"/>
-          </w:rPr>
-          <w:rPr>
-            <w:color w:val="0000EE"/>
-            <w:u w:val="single"/>
-          </w:rPr>
-          <w:t>PHM 1:22</w:t>
-        </w:r>
-      </w:hyperlink>
-      <w:r>
-        <w:rPr>
-          <w:lang w:val="zh_TW" w:bidi="zh_TW"/>
-        </w:rPr>
-        <w:t>，ξενία也可以理解為熱情款待或者接待客人的活動（見</w:t>
-      </w:r>
-      <w:hyperlink r:id="rId19">
         <w:r>
           <w:rPr>
             <w:lang w:val="zh_TW" w:bidi="zh_TW"/>
@@ -1109,126 +1055,84 @@
           <w:lang w:val="zh_TW" w:bidi="zh_TW"/>
         </w:rPr>
       </w:r>
-      <w:hyperlink r:id="rId20">
-        <w:r>
-          <w:rPr>
-            <w:lang w:val="zh_TW" w:bidi="zh_TW"/>
-          </w:rPr>
-          <w:rPr>
-            <w:color w:val="0000EE"/>
-            <w:u w:val="single"/>
-          </w:rPr>
-          <w:t>ACT 10:6</w:t>
-        </w:r>
-      </w:hyperlink>
-      <w:r>
-        <w:rPr>
-          <w:lang w:val="zh_TW" w:bidi="zh_TW"/>
-        </w:rPr>
-        <w:t xml:space="preserve"> · </w:t>
-      </w:r>
-      <w:hyperlink r:id="rId21">
-        <w:r>
-          <w:rPr>
-            <w:lang w:val="zh_TW" w:bidi="zh_TW"/>
-          </w:rPr>
-          <w:rPr>
-            <w:color w:val="0000EE"/>
-            <w:u w:val="single"/>
-          </w:rPr>
-          <w:t>ACT 10:18</w:t>
-        </w:r>
-      </w:hyperlink>
-      <w:r>
-        <w:rPr>
-          <w:lang w:val="zh_TW" w:bidi="zh_TW"/>
-        </w:rPr>
-        <w:t xml:space="preserve"> · </w:t>
-      </w:r>
-      <w:hyperlink r:id="rId22">
-        <w:r>
-          <w:rPr>
-            <w:lang w:val="zh_TW" w:bidi="zh_TW"/>
-          </w:rPr>
-          <w:rPr>
-            <w:color w:val="0000EE"/>
-            <w:u w:val="single"/>
-          </w:rPr>
-          <w:t>ACT 10:23</w:t>
-        </w:r>
-      </w:hyperlink>
-      <w:r>
-        <w:rPr>
-          <w:lang w:val="zh_TW" w:bidi="zh_TW"/>
-        </w:rPr>
-        <w:t xml:space="preserve"> · </w:t>
-      </w:r>
-      <w:hyperlink r:id="rId23">
-        <w:r>
-          <w:rPr>
-            <w:lang w:val="zh_TW" w:bidi="zh_TW"/>
-          </w:rPr>
-          <w:rPr>
-            <w:color w:val="0000EE"/>
-            <w:u w:val="single"/>
-          </w:rPr>
-          <w:t>ACT 10:32</w:t>
-        </w:r>
-      </w:hyperlink>
-      <w:r>
-        <w:rPr>
-          <w:lang w:val="zh_TW" w:bidi="zh_TW"/>
-        </w:rPr>
-        <w:t xml:space="preserve"> · </w:t>
-      </w:r>
-      <w:hyperlink r:id="rId24">
-        <w:r>
-          <w:rPr>
-            <w:lang w:val="zh_TW" w:bidi="zh_TW"/>
-          </w:rPr>
-          <w:rPr>
-            <w:color w:val="0000EE"/>
-            <w:u w:val="single"/>
-          </w:rPr>
-          <w:t>ACT 21:16</w:t>
-        </w:r>
-      </w:hyperlink>
-      <w:r>
-        <w:rPr>
-          <w:lang w:val="zh_TW" w:bidi="zh_TW"/>
-        </w:rPr>
-        <w:t xml:space="preserve"> · </w:t>
-      </w:r>
-      <w:hyperlink r:id="rId25">
-        <w:r>
-          <w:rPr>
-            <w:lang w:val="zh_TW" w:bidi="zh_TW"/>
-          </w:rPr>
-          <w:rPr>
-            <w:color w:val="0000EE"/>
-            <w:u w:val="single"/>
-          </w:rPr>
-          <w:t>ACT 28:7</w:t>
-        </w:r>
-      </w:hyperlink>
-      <w:r>
-        <w:rPr>
-          <w:lang w:val="zh_TW" w:bidi="zh_TW"/>
-        </w:rPr>
-        <w:t xml:space="preserve"> · </w:t>
-      </w:r>
-      <w:hyperlink r:id="rId26">
-        <w:r>
-          <w:rPr>
-            <w:lang w:val="zh_TW" w:bidi="zh_TW"/>
-          </w:rPr>
-          <w:rPr>
-            <w:color w:val="0000EE"/>
-            <w:u w:val="single"/>
-          </w:rPr>
-          <w:t>HEB 13:2</w:t>
-        </w:r>
-      </w:hyperlink>
+      <w:r>
+        <w:rPr>
+          <w:lang w:val="zh_TW" w:bidi="zh_TW"/>
+        </w:rPr>
+        <w:t>ACT 10:6</w:t>
+      </w:r>
+      <w:r>
+        <w:rPr>
+          <w:lang w:val="zh_TW" w:bidi="zh_TW"/>
+        </w:rPr>
+        <w:t xml:space="preserve"> · </w:t>
+      </w:r>
+      <w:r>
+        <w:rPr>
+          <w:lang w:val="zh_TW" w:bidi="zh_TW"/>
+        </w:rPr>
+        <w:t>ACT 10:18</w:t>
+      </w:r>
+      <w:r>
+        <w:rPr>
+          <w:lang w:val="zh_TW" w:bidi="zh_TW"/>
+        </w:rPr>
+        <w:t xml:space="preserve"> · </w:t>
+      </w:r>
+      <w:r>
+        <w:rPr>
+          <w:lang w:val="zh_TW" w:bidi="zh_TW"/>
+        </w:rPr>
+        <w:t>ACT 10:23</w:t>
+      </w:r>
+      <w:r>
+        <w:rPr>
+          <w:lang w:val="zh_TW" w:bidi="zh_TW"/>
+        </w:rPr>
+        <w:t xml:space="preserve"> · </w:t>
+      </w:r>
+      <w:r>
+        <w:rPr>
+          <w:lang w:val="zh_TW" w:bidi="zh_TW"/>
+        </w:rPr>
+        <w:t>ACT 10:32</w:t>
+      </w:r>
+      <w:r>
+        <w:rPr>
+          <w:lang w:val="zh_TW" w:bidi="zh_TW"/>
+        </w:rPr>
+        <w:t xml:space="preserve"> · </w:t>
+      </w:r>
+      <w:r>
+        <w:rPr>
+          <w:lang w:val="zh_TW" w:bidi="zh_TW"/>
+        </w:rPr>
+        <w:t>ACT 21:16</w:t>
+      </w:r>
+      <w:r>
+        <w:rPr>
+          <w:lang w:val="zh_TW" w:bidi="zh_TW"/>
+        </w:rPr>
+        <w:t xml:space="preserve"> · </w:t>
+      </w:r>
+      <w:r>
+        <w:rPr>
+          <w:lang w:val="zh_TW" w:bidi="zh_TW"/>
+        </w:rPr>
+        <w:t>ACT 28:7</w:t>
+      </w:r>
+      <w:r>
+        <w:rPr>
+          <w:lang w:val="zh_TW" w:bidi="zh_TW"/>
+        </w:rPr>
+        <w:t xml:space="preserve"> · </w:t>
+      </w:r>
+      <w:r>
+        <w:rPr>
+          <w:lang w:val="zh_TW" w:bidi="zh_TW"/>
+        </w:rPr>
+        <w:t>HEB 13:2</w:t>
+      </w:r>
     </w:p>
     <w:p>
       <w:pPr/>
@@ -1317,7 +1221,7 @@
         </w:rPr>
         <w:t>「未知的,令人驚訝的」</w:t>
       </w:r>
-      <w:hyperlink r:id="rId27">
+      <w:hyperlink r:id="rId17">
         <w:r>
           <w:rPr>
             <w:lang w:val="zh_TW" w:bidi="zh_TW"/>
@@ -1355,54 +1259,36 @@
           <w:lang w:val="zh_TW" w:bidi="zh_TW"/>
         </w:rPr>
       </w:r>
-      <w:hyperlink r:id="rId28">
-        <w:r>
-          <w:rPr>
-            <w:lang w:val="zh_TW" w:bidi="zh_TW"/>
-          </w:rPr>
-          <w:rPr>
-            <w:color w:val="0000EE"/>
-            <w:u w:val="single"/>
-          </w:rPr>
-          <w:t>ACT 17:20</w:t>
-        </w:r>
-      </w:hyperlink>
-      <w:r>
-        <w:rPr>
-          <w:lang w:val="zh_TW" w:bidi="zh_TW"/>
-        </w:rPr>
-        <w:t xml:space="preserve"> · </w:t>
-      </w:r>
-      <w:hyperlink r:id="rId29">
-        <w:r>
-          <w:rPr>
-            <w:lang w:val="zh_TW" w:bidi="zh_TW"/>
-          </w:rPr>
-          <w:rPr>
-            <w:color w:val="0000EE"/>
-            <w:u w:val="single"/>
-          </w:rPr>
-          <w:t>1PE 4:4</w:t>
-        </w:r>
-      </w:hyperlink>
-      <w:r>
-        <w:rPr>
-          <w:lang w:val="zh_TW" w:bidi="zh_TW"/>
-        </w:rPr>
-        <w:t xml:space="preserve"> · </w:t>
-      </w:r>
-      <w:hyperlink r:id="rId30">
-        <w:r>
-          <w:rPr>
-            <w:lang w:val="zh_TW" w:bidi="zh_TW"/>
-          </w:rPr>
-          <w:rPr>
-            <w:color w:val="0000EE"/>
-            <w:u w:val="single"/>
-          </w:rPr>
-          <w:t>1PE 4:12</w:t>
-        </w:r>
-      </w:hyperlink>
+      <w:r>
+        <w:rPr>
+          <w:lang w:val="zh_TW" w:bidi="zh_TW"/>
+        </w:rPr>
+        <w:t>ACT 17:20</w:t>
+      </w:r>
+      <w:r>
+        <w:rPr>
+          <w:lang w:val="zh_TW" w:bidi="zh_TW"/>
+        </w:rPr>
+        <w:t xml:space="preserve"> · </w:t>
+      </w:r>
+      <w:r>
+        <w:rPr>
+          <w:lang w:val="zh_TW" w:bidi="zh_TW"/>
+        </w:rPr>
+        <w:t>1PE 4:4</w:t>
+      </w:r>
+      <w:r>
+        <w:rPr>
+          <w:lang w:val="zh_TW" w:bidi="zh_TW"/>
+        </w:rPr>
+        <w:t xml:space="preserve"> · </w:t>
+      </w:r>
+      <w:r>
+        <w:rPr>
+          <w:lang w:val="zh_TW" w:bidi="zh_TW"/>
+        </w:rPr>
+        <w:t>1PE 4:12</w:t>
+      </w:r>
       <w:r>
         <w:rPr>
           <w:lang w:val="zh_TW" w:bidi="zh_TW"/>
@@ -1590,18 +1476,12 @@
           <w:lang w:val="zh_TW" w:bidi="zh_TW"/>
         </w:rPr>
       </w:r>
-      <w:hyperlink r:id="rId31">
-        <w:r>
-          <w:rPr>
-            <w:lang w:val="zh_TW" w:bidi="zh_TW"/>
-          </w:rPr>
-          <w:rPr>
-            <w:color w:val="0000EE"/>
-            <w:u w:val="single"/>
-          </w:rPr>
-          <w:t>1TI 5:10</w:t>
-        </w:r>
-      </w:hyperlink>
+      <w:r>
+        <w:rPr>
+          <w:lang w:val="zh_TW" w:bidi="zh_TW"/>
+        </w:rPr>
+        <w:t>1TI 5:10</w:t>
+      </w:r>
       <w:r>
         <w:rPr>
           <w:lang w:val="zh_TW" w:bidi="zh_TW"/>
@@ -1795,72 +1675,48 @@
           <w:lang w:val="zh_TW" w:bidi="zh_TW"/>
         </w:rPr>
       </w:r>
-      <w:hyperlink r:id="rId32">
-        <w:r>
-          <w:rPr>
-            <w:lang w:val="zh_TW" w:bidi="zh_TW"/>
-          </w:rPr>
-          <w:rPr>
-            <w:color w:val="0000EE"/>
-            <w:u w:val="single"/>
-          </w:rPr>
-          <w:t>MAT 27:7</w:t>
-        </w:r>
-      </w:hyperlink>
-      <w:r>
-        <w:rPr>
-          <w:lang w:val="zh_TW" w:bidi="zh_TW"/>
-        </w:rPr>
-        <w:t xml:space="preserve"> · </w:t>
-      </w:r>
-      <w:hyperlink r:id="rId33">
-        <w:r>
-          <w:rPr>
-            <w:lang w:val="zh_TW" w:bidi="zh_TW"/>
-          </w:rPr>
-          <w:rPr>
-            <w:color w:val="0000EE"/>
-            <w:u w:val="single"/>
-          </w:rPr>
-          <w:t>ACT 17:18</w:t>
-        </w:r>
-      </w:hyperlink>
-      <w:r>
-        <w:rPr>
-          <w:lang w:val="zh_TW" w:bidi="zh_TW"/>
-        </w:rPr>
-        <w:t xml:space="preserve"> · </w:t>
-      </w:r>
-      <w:hyperlink r:id="rId34">
-        <w:r>
-          <w:rPr>
-            <w:lang w:val="zh_TW" w:bidi="zh_TW"/>
-          </w:rPr>
-          <w:rPr>
-            <w:color w:val="0000EE"/>
-            <w:u w:val="single"/>
-          </w:rPr>
-          <w:t>HEB 13:9</w:t>
-        </w:r>
-      </w:hyperlink>
-      <w:r>
-        <w:rPr>
-          <w:lang w:val="zh_TW" w:bidi="zh_TW"/>
-        </w:rPr>
-        <w:t xml:space="preserve"> · </w:t>
-      </w:r>
-      <w:hyperlink r:id="rId30">
-        <w:r>
-          <w:rPr>
-            <w:lang w:val="zh_TW" w:bidi="zh_TW"/>
-          </w:rPr>
-          <w:rPr>
-            <w:color w:val="0000EE"/>
-            <w:u w:val="single"/>
-          </w:rPr>
-          <w:t>1PE 4:12</w:t>
-        </w:r>
-      </w:hyperlink>
+      <w:r>
+        <w:rPr>
+          <w:lang w:val="zh_TW" w:bidi="zh_TW"/>
+        </w:rPr>
+        <w:t>MAT 27:7</w:t>
+      </w:r>
+      <w:r>
+        <w:rPr>
+          <w:lang w:val="zh_TW" w:bidi="zh_TW"/>
+        </w:rPr>
+        <w:t xml:space="preserve"> · </w:t>
+      </w:r>
+      <w:r>
+        <w:rPr>
+          <w:lang w:val="zh_TW" w:bidi="zh_TW"/>
+        </w:rPr>
+        <w:t>ACT 17:18</w:t>
+      </w:r>
+      <w:r>
+        <w:rPr>
+          <w:lang w:val="zh_TW" w:bidi="zh_TW"/>
+        </w:rPr>
+        <w:t xml:space="preserve"> · </w:t>
+      </w:r>
+      <w:r>
+        <w:rPr>
+          <w:lang w:val="zh_TW" w:bidi="zh_TW"/>
+        </w:rPr>
+        <w:t>HEB 13:9</w:t>
+      </w:r>
+      <w:r>
+        <w:rPr>
+          <w:lang w:val="zh_TW" w:bidi="zh_TW"/>
+        </w:rPr>
+        <w:t xml:space="preserve"> · </w:t>
+      </w:r>
+      <w:r>
+        <w:rPr>
+          <w:lang w:val="zh_TW" w:bidi="zh_TW"/>
+        </w:rPr>
+        <w:t>1PE 4:12</w:t>
+      </w:r>
     </w:p>
     <w:p>
       <w:pPr/>
@@ -1989,162 +1845,108 @@
           <w:lang w:val="zh_TW" w:bidi="zh_TW"/>
         </w:rPr>
       </w:r>
-      <w:hyperlink r:id="rId35">
-        <w:r>
-          <w:rPr>
-            <w:lang w:val="zh_TW" w:bidi="zh_TW"/>
-          </w:rPr>
-          <w:rPr>
-            <w:color w:val="0000EE"/>
-            <w:u w:val="single"/>
-          </w:rPr>
-          <w:t>MAT 25:35</w:t>
-        </w:r>
-      </w:hyperlink>
-      <w:r>
-        <w:rPr>
-          <w:lang w:val="zh_TW" w:bidi="zh_TW"/>
-        </w:rPr>
-        <w:t xml:space="preserve"> · </w:t>
-      </w:r>
-      <w:hyperlink r:id="rId36">
-        <w:r>
-          <w:rPr>
-            <w:lang w:val="zh_TW" w:bidi="zh_TW"/>
-          </w:rPr>
-          <w:rPr>
-            <w:color w:val="0000EE"/>
-            <w:u w:val="single"/>
-          </w:rPr>
-          <w:t>MAT 25:38</w:t>
-        </w:r>
-      </w:hyperlink>
-      <w:r>
-        <w:rPr>
-          <w:lang w:val="zh_TW" w:bidi="zh_TW"/>
-        </w:rPr>
-        <w:t xml:space="preserve"> · </w:t>
-      </w:r>
-      <w:hyperlink r:id="rId37">
-        <w:r>
-          <w:rPr>
-            <w:lang w:val="zh_TW" w:bidi="zh_TW"/>
-          </w:rPr>
-          <w:rPr>
-            <w:color w:val="0000EE"/>
-            <w:u w:val="single"/>
-          </w:rPr>
-          <w:t>MAT 25:43</w:t>
-        </w:r>
-      </w:hyperlink>
-      <w:r>
-        <w:rPr>
-          <w:lang w:val="zh_TW" w:bidi="zh_TW"/>
-        </w:rPr>
-        <w:t xml:space="preserve"> · </w:t>
-      </w:r>
-      <w:hyperlink r:id="rId38">
-        <w:r>
-          <w:rPr>
-            <w:lang w:val="zh_TW" w:bidi="zh_TW"/>
-          </w:rPr>
-          <w:rPr>
-            <w:color w:val="0000EE"/>
-            <w:u w:val="single"/>
-          </w:rPr>
-          <w:t>MAT 25:44</w:t>
-        </w:r>
-      </w:hyperlink>
-      <w:r>
-        <w:rPr>
-          <w:lang w:val="zh_TW" w:bidi="zh_TW"/>
-        </w:rPr>
-        <w:t xml:space="preserve"> · </w:t>
-      </w:r>
-      <w:hyperlink r:id="rId39">
-        <w:r>
-          <w:rPr>
-            <w:lang w:val="zh_TW" w:bidi="zh_TW"/>
-          </w:rPr>
-          <w:rPr>
-            <w:color w:val="0000EE"/>
-            <w:u w:val="single"/>
-          </w:rPr>
-          <w:t>ACT 17:21</w:t>
-        </w:r>
-      </w:hyperlink>
-      <w:r>
-        <w:rPr>
-          <w:lang w:val="zh_TW" w:bidi="zh_TW"/>
-        </w:rPr>
-        <w:t xml:space="preserve"> · </w:t>
-      </w:r>
-      <w:hyperlink r:id="rId40">
-        <w:r>
-          <w:rPr>
-            <w:lang w:val="zh_TW" w:bidi="zh_TW"/>
-          </w:rPr>
-          <w:rPr>
-            <w:color w:val="0000EE"/>
-            <w:u w:val="single"/>
-          </w:rPr>
-          <w:t>EPH 2:12</w:t>
-        </w:r>
-      </w:hyperlink>
-      <w:r>
-        <w:rPr>
-          <w:lang w:val="zh_TW" w:bidi="zh_TW"/>
-        </w:rPr>
-        <w:t xml:space="preserve"> · </w:t>
-      </w:r>
-      <w:hyperlink r:id="rId41">
-        <w:r>
-          <w:rPr>
-            <w:lang w:val="zh_TW" w:bidi="zh_TW"/>
-          </w:rPr>
-          <w:rPr>
-            <w:color w:val="0000EE"/>
-            <w:u w:val="single"/>
-          </w:rPr>
-          <w:t>EPH 2:19</w:t>
-        </w:r>
-      </w:hyperlink>
-      <w:r>
-        <w:rPr>
-          <w:lang w:val="zh_TW" w:bidi="zh_TW"/>
-        </w:rPr>
-        <w:t xml:space="preserve"> · </w:t>
-      </w:r>
-      <w:hyperlink r:id="rId42">
-        <w:r>
-          <w:rPr>
-            <w:lang w:val="zh_TW" w:bidi="zh_TW"/>
-          </w:rPr>
-          <w:rPr>
-            <w:color w:val="0000EE"/>
-            <w:u w:val="single"/>
-          </w:rPr>
-          <w:t>HEB 11:13</w:t>
-        </w:r>
-      </w:hyperlink>
-      <w:r>
-        <w:rPr>
-          <w:lang w:val="zh_TW" w:bidi="zh_TW"/>
-        </w:rPr>
-        <w:t xml:space="preserve"> · </w:t>
-      </w:r>
-      <w:hyperlink r:id="rId43">
-        <w:r>
-          <w:rPr>
-            <w:lang w:val="zh_TW" w:bidi="zh_TW"/>
-          </w:rPr>
-          <w:rPr>
-            <w:color w:val="0000EE"/>
-            <w:u w:val="single"/>
-          </w:rPr>
-          <w:t>3JN 1:5</w:t>
-        </w:r>
-      </w:hyperlink>
+      <w:r>
+        <w:rPr>
+          <w:lang w:val="zh_TW" w:bidi="zh_TW"/>
+        </w:rPr>
+        <w:t>MAT 25:35</w:t>
+      </w:r>
+      <w:r>
+        <w:rPr>
+          <w:lang w:val="zh_TW" w:bidi="zh_TW"/>
+        </w:rPr>
+        <w:t xml:space="preserve"> · </w:t>
+      </w:r>
+      <w:r>
+        <w:rPr>
+          <w:lang w:val="zh_TW" w:bidi="zh_TW"/>
+        </w:rPr>
+        <w:t>MAT 25:38</w:t>
+      </w:r>
+      <w:r>
+        <w:rPr>
+          <w:lang w:val="zh_TW" w:bidi="zh_TW"/>
+        </w:rPr>
+        <w:t xml:space="preserve"> · </w:t>
+      </w:r>
+      <w:r>
+        <w:rPr>
+          <w:lang w:val="zh_TW" w:bidi="zh_TW"/>
+        </w:rPr>
+        <w:t>MAT 25:43</w:t>
+      </w:r>
+      <w:r>
+        <w:rPr>
+          <w:lang w:val="zh_TW" w:bidi="zh_TW"/>
+        </w:rPr>
+        <w:t xml:space="preserve"> · </w:t>
+      </w:r>
+      <w:r>
+        <w:rPr>
+          <w:lang w:val="zh_TW" w:bidi="zh_TW"/>
+        </w:rPr>
+        <w:t>MAT 25:44</w:t>
+      </w:r>
+      <w:r>
+        <w:rPr>
+          <w:lang w:val="zh_TW" w:bidi="zh_TW"/>
+        </w:rPr>
+        <w:t xml:space="preserve"> · </w:t>
+      </w:r>
+      <w:r>
+        <w:rPr>
+          <w:lang w:val="zh_TW" w:bidi="zh_TW"/>
+        </w:rPr>
+        <w:t>ACT 17:21</w:t>
+      </w:r>
+      <w:r>
+        <w:rPr>
+          <w:lang w:val="zh_TW" w:bidi="zh_TW"/>
+        </w:rPr>
+        <w:t xml:space="preserve"> · </w:t>
+      </w:r>
+      <w:r>
+        <w:rPr>
+          <w:lang w:val="zh_TW" w:bidi="zh_TW"/>
+        </w:rPr>
+        <w:t>EPH 2:12</w:t>
+      </w:r>
+      <w:r>
+        <w:rPr>
+          <w:lang w:val="zh_TW" w:bidi="zh_TW"/>
+        </w:rPr>
+        <w:t xml:space="preserve"> · </w:t>
+      </w:r>
+      <w:r>
+        <w:rPr>
+          <w:lang w:val="zh_TW" w:bidi="zh_TW"/>
+        </w:rPr>
+        <w:t>EPH 2:19</w:t>
+      </w:r>
+      <w:r>
+        <w:rPr>
+          <w:lang w:val="zh_TW" w:bidi="zh_TW"/>
+        </w:rPr>
+        <w:t xml:space="preserve"> · </w:t>
+      </w:r>
+      <w:r>
+        <w:rPr>
+          <w:lang w:val="zh_TW" w:bidi="zh_TW"/>
+        </w:rPr>
+        <w:t>HEB 11:13</w:t>
+      </w:r>
+      <w:r>
+        <w:rPr>
+          <w:lang w:val="zh_TW" w:bidi="zh_TW"/>
+        </w:rPr>
+        <w:t xml:space="preserve"> · </w:t>
+      </w:r>
+      <w:r>
+        <w:rPr>
+          <w:lang w:val="zh_TW" w:bidi="zh_TW"/>
+        </w:rPr>
+        <w:t>3JN 1:5</w:t>
+      </w:r>
     </w:p>
     <w:p>
       <w:pPr/>
@@ -2241,18 +2043,12 @@
           <w:lang w:val="zh_TW" w:bidi="zh_TW"/>
         </w:rPr>
       </w:r>
-      <w:hyperlink r:id="rId44">
-        <w:r>
-          <w:rPr>
-            <w:lang w:val="zh_TW" w:bidi="zh_TW"/>
-          </w:rPr>
-          <w:rPr>
-            <w:color w:val="0000EE"/>
-            <w:u w:val="single"/>
-          </w:rPr>
-          <w:t>ROM 16:23</w:t>
-        </w:r>
-      </w:hyperlink>
+      <w:r>
+        <w:rPr>
+          <w:lang w:val="zh_TW" w:bidi="zh_TW"/>
+        </w:rPr>
+        <w:t>ROM 16:23</w:t>
+      </w:r>
       <w:r>
         <w:rPr>
           <w:lang w:val="zh_TW" w:bidi="zh_TW"/>
@@ -2428,18 +2224,12 @@
           <w:lang w:val="zh_TW" w:bidi="zh_TW"/>
         </w:rPr>
       </w:r>
-      <w:hyperlink r:id="rId45">
-        <w:r>
-          <w:rPr>
-            <w:lang w:val="zh_TW" w:bidi="zh_TW"/>
-          </w:rPr>
-          <w:rPr>
-            <w:color w:val="0000EE"/>
-            <w:u w:val="single"/>
-          </w:rPr>
-          <w:t>MRK 7:4</w:t>
-        </w:r>
-      </w:hyperlink>
+      <w:r>
+        <w:rPr>
+          <w:lang w:val="zh_TW" w:bidi="zh_TW"/>
+        </w:rPr>
+        <w:t>MRK 7:4</w:t>
+      </w:r>
       <w:r>
         <w:rPr>
           <w:lang w:val="zh_TW" w:bidi="zh_TW"/>
@@ -2639,108 +2429,72 @@
           <w:lang w:val="zh_TW" w:bidi="zh_TW"/>
         </w:rPr>
       </w:r>
-      <w:hyperlink r:id="rId46">
-        <w:r>
-          <w:rPr>
-            <w:lang w:val="zh_TW" w:bidi="zh_TW"/>
-          </w:rPr>
-          <w:rPr>
-            <w:color w:val="0000EE"/>
-            <w:u w:val="single"/>
-          </w:rPr>
-          <w:t>MAT 13:6</w:t>
-        </w:r>
-      </w:hyperlink>
-      <w:r>
-        <w:rPr>
-          <w:lang w:val="zh_TW" w:bidi="zh_TW"/>
-        </w:rPr>
-        <w:t xml:space="preserve"> · </w:t>
-      </w:r>
-      <w:hyperlink r:id="rId47">
-        <w:r>
-          <w:rPr>
-            <w:lang w:val="zh_TW" w:bidi="zh_TW"/>
-          </w:rPr>
-          <w:rPr>
-            <w:color w:val="0000EE"/>
-            <w:u w:val="single"/>
-          </w:rPr>
-          <w:t>MAT 21:19</w:t>
-        </w:r>
-      </w:hyperlink>
-      <w:r>
-        <w:rPr>
-          <w:lang w:val="zh_TW" w:bidi="zh_TW"/>
-        </w:rPr>
-        <w:t xml:space="preserve"> · </w:t>
-      </w:r>
-      <w:hyperlink r:id="rId48">
-        <w:r>
-          <w:rPr>
-            <w:lang w:val="zh_TW" w:bidi="zh_TW"/>
-          </w:rPr>
-          <w:rPr>
-            <w:color w:val="0000EE"/>
-            <w:u w:val="single"/>
-          </w:rPr>
-          <w:t>MAT 21:20</w:t>
-        </w:r>
-      </w:hyperlink>
-      <w:r>
-        <w:rPr>
-          <w:lang w:val="zh_TW" w:bidi="zh_TW"/>
-        </w:rPr>
-        <w:t xml:space="preserve"> · </w:t>
-      </w:r>
-      <w:hyperlink r:id="rId49">
-        <w:r>
-          <w:rPr>
-            <w:lang w:val="zh_TW" w:bidi="zh_TW"/>
-          </w:rPr>
-          <w:rPr>
-            <w:color w:val="0000EE"/>
-            <w:u w:val="single"/>
-          </w:rPr>
-          <w:t>LUK 8:6</w:t>
-        </w:r>
-      </w:hyperlink>
-      <w:r>
-        <w:rPr>
-          <w:lang w:val="zh_TW" w:bidi="zh_TW"/>
-        </w:rPr>
-        <w:t xml:space="preserve"> · </w:t>
-      </w:r>
-      <w:hyperlink r:id="rId50">
-        <w:r>
-          <w:rPr>
-            <w:lang w:val="zh_TW" w:bidi="zh_TW"/>
-          </w:rPr>
-          <w:rPr>
-            <w:color w:val="0000EE"/>
-            <w:u w:val="single"/>
-          </w:rPr>
-          <w:t>JAS 1:11</w:t>
-        </w:r>
-      </w:hyperlink>
-      <w:r>
-        <w:rPr>
-          <w:lang w:val="zh_TW" w:bidi="zh_TW"/>
-        </w:rPr>
-        <w:t xml:space="preserve"> · </w:t>
-      </w:r>
-      <w:hyperlink r:id="rId51">
-        <w:r>
-          <w:rPr>
-            <w:lang w:val="zh_TW" w:bidi="zh_TW"/>
-          </w:rPr>
-          <w:rPr>
-            <w:color w:val="0000EE"/>
-            <w:u w:val="single"/>
-          </w:rPr>
-          <w:t>1PE 1:24</w:t>
-        </w:r>
-      </w:hyperlink>
+      <w:r>
+        <w:rPr>
+          <w:lang w:val="zh_TW" w:bidi="zh_TW"/>
+        </w:rPr>
+        <w:t>MAT 13:6</w:t>
+      </w:r>
+      <w:r>
+        <w:rPr>
+          <w:lang w:val="zh_TW" w:bidi="zh_TW"/>
+        </w:rPr>
+        <w:t xml:space="preserve"> · </w:t>
+      </w:r>
+      <w:r>
+        <w:rPr>
+          <w:lang w:val="zh_TW" w:bidi="zh_TW"/>
+        </w:rPr>
+        <w:t>MAT 21:19</w:t>
+      </w:r>
+      <w:r>
+        <w:rPr>
+          <w:lang w:val="zh_TW" w:bidi="zh_TW"/>
+        </w:rPr>
+        <w:t xml:space="preserve"> · </w:t>
+      </w:r>
+      <w:r>
+        <w:rPr>
+          <w:lang w:val="zh_TW" w:bidi="zh_TW"/>
+        </w:rPr>
+        <w:t>MAT 21:20</w:t>
+      </w:r>
+      <w:r>
+        <w:rPr>
+          <w:lang w:val="zh_TW" w:bidi="zh_TW"/>
+        </w:rPr>
+        <w:t xml:space="preserve"> · </w:t>
+      </w:r>
+      <w:r>
+        <w:rPr>
+          <w:lang w:val="zh_TW" w:bidi="zh_TW"/>
+        </w:rPr>
+        <w:t>LUK 8:6</w:t>
+      </w:r>
+      <w:r>
+        <w:rPr>
+          <w:lang w:val="zh_TW" w:bidi="zh_TW"/>
+        </w:rPr>
+        <w:t xml:space="preserve"> · </w:t>
+      </w:r>
+      <w:r>
+        <w:rPr>
+          <w:lang w:val="zh_TW" w:bidi="zh_TW"/>
+        </w:rPr>
+        <w:t>JAS 1:11</w:t>
+      </w:r>
+      <w:r>
+        <w:rPr>
+          <w:lang w:val="zh_TW" w:bidi="zh_TW"/>
+        </w:rPr>
+        <w:t xml:space="preserve"> · </w:t>
+      </w:r>
+      <w:r>
+        <w:rPr>
+          <w:lang w:val="zh_TW" w:bidi="zh_TW"/>
+        </w:rPr>
+        <w:t>1PE 1:24</w:t>
+      </w:r>
     </w:p>
     <w:p>
       <w:pPr/>
@@ -2829,7 +2583,7 @@
         </w:rPr>
         <w:t>[a]「乾的」</w:t>
       </w:r>
-      <w:hyperlink r:id="rId52">
+      <w:hyperlink r:id="rId18">
         <w:r>
           <w:rPr>
             <w:lang w:val="zh_TW" w:bidi="zh_TW"/>
@@ -2859,18 +2613,12 @@
         </w:rPr>
         <w:t>在一些語言中,</w:t>
       </w:r>
-      <w:hyperlink r:id="rId53">
-        <w:r>
-          <w:rPr>
-            <w:lang w:val="zh_TW" w:bidi="zh_TW"/>
-          </w:rPr>
-          <w:rPr>
-            <w:color w:val="0000EE"/>
-            <w:u w:val="single"/>
-          </w:rPr>
-          <w:t>MRK 5:29</w:t>
-        </w:r>
-      </w:hyperlink>
+      <w:r>
+        <w:rPr>
+          <w:lang w:val="zh_TW" w:bidi="zh_TW"/>
+        </w:rPr>
+        <w:t>MRK 5:29</w:t>
+      </w:r>
       <w:r>
         <w:rPr>
           <w:lang w:val="zh_TW" w:bidi="zh_TW"/>
@@ -2885,108 +2633,72 @@
           <w:lang w:val="zh_TW" w:bidi="zh_TW"/>
         </w:rPr>
       </w:r>
-      <w:hyperlink r:id="rId54">
-        <w:r>
-          <w:rPr>
-            <w:lang w:val="zh_TW" w:bidi="zh_TW"/>
-          </w:rPr>
-          <w:rPr>
-            <w:color w:val="0000EE"/>
-            <w:u w:val="single"/>
-          </w:rPr>
-          <w:t>MRK 4:6</w:t>
-        </w:r>
-      </w:hyperlink>
-      <w:r>
-        <w:rPr>
-          <w:lang w:val="zh_TW" w:bidi="zh_TW"/>
-        </w:rPr>
-        <w:t xml:space="preserve"> · </w:t>
-      </w:r>
-      <w:hyperlink r:id="rId53">
-        <w:r>
-          <w:rPr>
-            <w:lang w:val="zh_TW" w:bidi="zh_TW"/>
-          </w:rPr>
-          <w:rPr>
-            <w:color w:val="0000EE"/>
-            <w:u w:val="single"/>
-          </w:rPr>
-          <w:t>MRK 5:29</w:t>
-        </w:r>
-      </w:hyperlink>
-      <w:r>
-        <w:rPr>
-          <w:lang w:val="zh_TW" w:bidi="zh_TW"/>
-        </w:rPr>
-        <w:t xml:space="preserve"> · </w:t>
-      </w:r>
-      <w:hyperlink r:id="rId55">
-        <w:r>
-          <w:rPr>
-            <w:lang w:val="zh_TW" w:bidi="zh_TW"/>
-          </w:rPr>
-          <w:rPr>
-            <w:color w:val="0000EE"/>
-            <w:u w:val="single"/>
-          </w:rPr>
-          <w:t>MRK 11:20</w:t>
-        </w:r>
-      </w:hyperlink>
-      <w:r>
-        <w:rPr>
-          <w:lang w:val="zh_TW" w:bidi="zh_TW"/>
-        </w:rPr>
-        <w:t xml:space="preserve"> · </w:t>
-      </w:r>
-      <w:hyperlink r:id="rId56">
-        <w:r>
-          <w:rPr>
-            <w:lang w:val="zh_TW" w:bidi="zh_TW"/>
-          </w:rPr>
-          <w:rPr>
-            <w:color w:val="0000EE"/>
-            <w:u w:val="single"/>
-          </w:rPr>
-          <w:t>MRK 11:21</w:t>
-        </w:r>
-      </w:hyperlink>
-      <w:r>
-        <w:rPr>
-          <w:lang w:val="zh_TW" w:bidi="zh_TW"/>
-        </w:rPr>
-        <w:t xml:space="preserve"> · </w:t>
-      </w:r>
-      <w:hyperlink r:id="rId57">
-        <w:r>
-          <w:rPr>
-            <w:lang w:val="zh_TW" w:bidi="zh_TW"/>
-          </w:rPr>
-          <w:rPr>
-            <w:color w:val="0000EE"/>
-            <w:u w:val="single"/>
-          </w:rPr>
-          <w:t>JHN 15:6</w:t>
-        </w:r>
-      </w:hyperlink>
-      <w:r>
-        <w:rPr>
-          <w:lang w:val="zh_TW" w:bidi="zh_TW"/>
-        </w:rPr>
-        <w:t xml:space="preserve"> · </w:t>
-      </w:r>
-      <w:hyperlink r:id="rId58">
-        <w:r>
-          <w:rPr>
-            <w:lang w:val="zh_TW" w:bidi="zh_TW"/>
-          </w:rPr>
-          <w:rPr>
-            <w:color w:val="0000EE"/>
-            <w:u w:val="single"/>
-          </w:rPr>
-          <w:t>REV 16:12</w:t>
-        </w:r>
-      </w:hyperlink>
+      <w:r>
+        <w:rPr>
+          <w:lang w:val="zh_TW" w:bidi="zh_TW"/>
+        </w:rPr>
+        <w:t>MRK 4:6</w:t>
+      </w:r>
+      <w:r>
+        <w:rPr>
+          <w:lang w:val="zh_TW" w:bidi="zh_TW"/>
+        </w:rPr>
+        <w:t xml:space="preserve"> · </w:t>
+      </w:r>
+      <w:r>
+        <w:rPr>
+          <w:lang w:val="zh_TW" w:bidi="zh_TW"/>
+        </w:rPr>
+        <w:t>MRK 5:29</w:t>
+      </w:r>
+      <w:r>
+        <w:rPr>
+          <w:lang w:val="zh_TW" w:bidi="zh_TW"/>
+        </w:rPr>
+        <w:t xml:space="preserve"> · </w:t>
+      </w:r>
+      <w:r>
+        <w:rPr>
+          <w:lang w:val="zh_TW" w:bidi="zh_TW"/>
+        </w:rPr>
+        <w:t>MRK 11:20</w:t>
+      </w:r>
+      <w:r>
+        <w:rPr>
+          <w:lang w:val="zh_TW" w:bidi="zh_TW"/>
+        </w:rPr>
+        <w:t xml:space="preserve"> · </w:t>
+      </w:r>
+      <w:r>
+        <w:rPr>
+          <w:lang w:val="zh_TW" w:bidi="zh_TW"/>
+        </w:rPr>
+        <w:t>MRK 11:21</w:t>
+      </w:r>
+      <w:r>
+        <w:rPr>
+          <w:lang w:val="zh_TW" w:bidi="zh_TW"/>
+        </w:rPr>
+        <w:t xml:space="preserve"> · </w:t>
+      </w:r>
+      <w:r>
+        <w:rPr>
+          <w:lang w:val="zh_TW" w:bidi="zh_TW"/>
+        </w:rPr>
+        <w:t>JHN 15:6</w:t>
+      </w:r>
+      <w:r>
+        <w:rPr>
+          <w:lang w:val="zh_TW" w:bidi="zh_TW"/>
+        </w:rPr>
+        <w:t xml:space="preserve"> · </w:t>
+      </w:r>
+      <w:r>
+        <w:rPr>
+          <w:lang w:val="zh_TW" w:bidi="zh_TW"/>
+        </w:rPr>
+        <w:t>REV 16:12</w:t>
+      </w:r>
     </w:p>
     <w:p>
       <w:pPr/>
@@ -3075,7 +2787,7 @@
         </w:rPr>
         <w:t>[a]「乾的」</w:t>
       </w:r>
-      <w:hyperlink r:id="rId52">
+      <w:hyperlink r:id="rId18">
         <w:r>
           <w:rPr>
             <w:lang w:val="zh_TW" w:bidi="zh_TW"/>
@@ -3101,18 +2813,12 @@
           <w:lang w:val="zh_TW" w:bidi="zh_TW"/>
         </w:rPr>
       </w:r>
-      <w:hyperlink r:id="rId59">
-        <w:r>
-          <w:rPr>
-            <w:lang w:val="zh_TW" w:bidi="zh_TW"/>
-          </w:rPr>
-          <w:rPr>
-            <w:color w:val="0000EE"/>
-            <w:u w:val="single"/>
-          </w:rPr>
-          <w:t>REV 14:15</w:t>
-        </w:r>
-      </w:hyperlink>
+      <w:r>
+        <w:rPr>
+          <w:lang w:val="zh_TW" w:bidi="zh_TW"/>
+        </w:rPr>
+        <w:t>REV 14:15</w:t>
+      </w:r>
     </w:p>
     <w:p>
       <w:pPr/>
@@ -3189,7 +2895,7 @@
         </w:rPr>
         <w:t>({ξηραίνομαι}[a]「變乾」</w:t>
       </w:r>
-      <w:hyperlink r:id="rId60">
+      <w:hyperlink r:id="rId19">
         <w:r>
           <w:rPr>
             <w:lang w:val="zh_TW" w:bidi="zh_TW"/>
@@ -3227,36 +2933,24 @@
           <w:lang w:val="zh_TW" w:bidi="zh_TW"/>
         </w:rPr>
       </w:r>
-      <w:hyperlink r:id="rId61">
-        <w:r>
-          <w:rPr>
-            <w:lang w:val="zh_TW" w:bidi="zh_TW"/>
-          </w:rPr>
-          <w:rPr>
-            <w:color w:val="0000EE"/>
-            <w:u w:val="single"/>
-          </w:rPr>
-          <w:t>MRK 3:1</w:t>
-        </w:r>
-      </w:hyperlink>
-      <w:r>
-        <w:rPr>
-          <w:lang w:val="zh_TW" w:bidi="zh_TW"/>
-        </w:rPr>
-        <w:t xml:space="preserve"> · </w:t>
-      </w:r>
-      <w:hyperlink r:id="rId62">
-        <w:r>
-          <w:rPr>
-            <w:lang w:val="zh_TW" w:bidi="zh_TW"/>
-          </w:rPr>
-          <w:rPr>
-            <w:color w:val="0000EE"/>
-            <w:u w:val="single"/>
-          </w:rPr>
-          <w:t>MRK 9:18</w:t>
-        </w:r>
-      </w:hyperlink>
+      <w:r>
+        <w:rPr>
+          <w:lang w:val="zh_TW" w:bidi="zh_TW"/>
+        </w:rPr>
+        <w:t>MRK 3:1</w:t>
+      </w:r>
+      <w:r>
+        <w:rPr>
+          <w:lang w:val="zh_TW" w:bidi="zh_TW"/>
+        </w:rPr>
+        <w:t xml:space="preserve"> · </w:t>
+      </w:r>
+      <w:r>
+        <w:rPr>
+          <w:lang w:val="zh_TW" w:bidi="zh_TW"/>
+        </w:rPr>
+        <w:t>MRK 9:18</w:t>
+      </w:r>
       <w:r>
         <w:rPr>
           <w:lang w:val="zh_TW" w:bidi="zh_TW"/>
@@ -3456,36 +3150,24 @@
           <w:lang w:val="zh_TW" w:bidi="zh_TW"/>
         </w:rPr>
       </w:r>
-      <w:hyperlink r:id="rId63">
-        <w:r>
-          <w:rPr>
-            <w:lang w:val="zh_TW" w:bidi="zh_TW"/>
-          </w:rPr>
-          <w:rPr>
-            <w:color w:val="0000EE"/>
-            <w:u w:val="single"/>
-          </w:rPr>
-          <w:t>LUK 23:31</w:t>
-        </w:r>
-      </w:hyperlink>
-      <w:r>
-        <w:rPr>
-          <w:lang w:val="zh_TW" w:bidi="zh_TW"/>
-        </w:rPr>
-        <w:t xml:space="preserve"> · </w:t>
-      </w:r>
-      <w:hyperlink r:id="rId64">
-        <w:r>
-          <w:rPr>
-            <w:lang w:val="zh_TW" w:bidi="zh_TW"/>
-          </w:rPr>
-          <w:rPr>
-            <w:color w:val="0000EE"/>
-            <w:u w:val="single"/>
-          </w:rPr>
-          <w:t>HEB 11:29</w:t>
-        </w:r>
-      </w:hyperlink>
+      <w:r>
+        <w:rPr>
+          <w:lang w:val="zh_TW" w:bidi="zh_TW"/>
+        </w:rPr>
+        <w:t>LUK 23:31</w:t>
+      </w:r>
+      <w:r>
+        <w:rPr>
+          <w:lang w:val="zh_TW" w:bidi="zh_TW"/>
+        </w:rPr>
+        <w:t xml:space="preserve"> · </w:t>
+      </w:r>
+      <w:r>
+        <w:rPr>
+          <w:lang w:val="zh_TW" w:bidi="zh_TW"/>
+        </w:rPr>
+        <w:t>HEB 11:29</w:t>
+      </w:r>
     </w:p>
     <w:p>
       <w:pPr/>
@@ -3562,7 +3244,7 @@
         </w:rPr>
         <w:t>[a]「乾的;枯萎的」</w:t>
       </w:r>
-      <w:hyperlink r:id="rId52">
+      <w:hyperlink r:id="rId18">
         <w:r>
           <w:rPr>
             <w:lang w:val="zh_TW" w:bidi="zh_TW"/>
@@ -3588,90 +3270,60 @@
           <w:lang w:val="zh_TW" w:bidi="zh_TW"/>
         </w:rPr>
       </w:r>
-      <w:hyperlink r:id="rId65">
-        <w:r>
-          <w:rPr>
-            <w:lang w:val="zh_TW" w:bidi="zh_TW"/>
-          </w:rPr>
-          <w:rPr>
-            <w:color w:val="0000EE"/>
-            <w:u w:val="single"/>
-          </w:rPr>
-          <w:t>MAT 12:10</w:t>
-        </w:r>
-      </w:hyperlink>
-      <w:r>
-        <w:rPr>
-          <w:lang w:val="zh_TW" w:bidi="zh_TW"/>
-        </w:rPr>
-        <w:t xml:space="preserve"> · </w:t>
-      </w:r>
-      <w:hyperlink r:id="rId66">
-        <w:r>
-          <w:rPr>
-            <w:lang w:val="zh_TW" w:bidi="zh_TW"/>
-          </w:rPr>
-          <w:rPr>
-            <w:color w:val="0000EE"/>
-            <w:u w:val="single"/>
-          </w:rPr>
-          <w:t>MRK 3:3</w:t>
-        </w:r>
-      </w:hyperlink>
-      <w:r>
-        <w:rPr>
-          <w:lang w:val="zh_TW" w:bidi="zh_TW"/>
-        </w:rPr>
-        <w:t xml:space="preserve"> · </w:t>
-      </w:r>
-      <w:hyperlink r:id="rId67">
-        <w:r>
-          <w:rPr>
-            <w:lang w:val="zh_TW" w:bidi="zh_TW"/>
-          </w:rPr>
-          <w:rPr>
-            <w:color w:val="0000EE"/>
-            <w:u w:val="single"/>
-          </w:rPr>
-          <w:t>LUK 6:6</w:t>
-        </w:r>
-      </w:hyperlink>
-      <w:r>
-        <w:rPr>
-          <w:lang w:val="zh_TW" w:bidi="zh_TW"/>
-        </w:rPr>
-        <w:t xml:space="preserve"> · </w:t>
-      </w:r>
-      <w:hyperlink r:id="rId68">
-        <w:r>
-          <w:rPr>
-            <w:lang w:val="zh_TW" w:bidi="zh_TW"/>
-          </w:rPr>
-          <w:rPr>
-            <w:color w:val="0000EE"/>
-            <w:u w:val="single"/>
-          </w:rPr>
-          <w:t>LUK 6:8</w:t>
-        </w:r>
-      </w:hyperlink>
-      <w:r>
-        <w:rPr>
-          <w:lang w:val="zh_TW" w:bidi="zh_TW"/>
-        </w:rPr>
-        <w:t xml:space="preserve"> · </w:t>
-      </w:r>
-      <w:hyperlink r:id="rId69">
-        <w:r>
-          <w:rPr>
-            <w:lang w:val="zh_TW" w:bidi="zh_TW"/>
-          </w:rPr>
-          <w:rPr>
-            <w:color w:val="0000EE"/>
-            <w:u w:val="single"/>
-          </w:rPr>
-          <w:t>JHN 5:3</w:t>
-        </w:r>
-      </w:hyperlink>
+      <w:r>
+        <w:rPr>
+          <w:lang w:val="zh_TW" w:bidi="zh_TW"/>
+        </w:rPr>
+        <w:t>MAT 12:10</w:t>
+      </w:r>
+      <w:r>
+        <w:rPr>
+          <w:lang w:val="zh_TW" w:bidi="zh_TW"/>
+        </w:rPr>
+        <w:t xml:space="preserve"> · </w:t>
+      </w:r>
+      <w:r>
+        <w:rPr>
+          <w:lang w:val="zh_TW" w:bidi="zh_TW"/>
+        </w:rPr>
+        <w:t>MRK 3:3</w:t>
+      </w:r>
+      <w:r>
+        <w:rPr>
+          <w:lang w:val="zh_TW" w:bidi="zh_TW"/>
+        </w:rPr>
+        <w:t xml:space="preserve"> · </w:t>
+      </w:r>
+      <w:r>
+        <w:rPr>
+          <w:lang w:val="zh_TW" w:bidi="zh_TW"/>
+        </w:rPr>
+        <w:t>LUK 6:6</w:t>
+      </w:r>
+      <w:r>
+        <w:rPr>
+          <w:lang w:val="zh_TW" w:bidi="zh_TW"/>
+        </w:rPr>
+        <w:t xml:space="preserve"> · </w:t>
+      </w:r>
+      <w:r>
+        <w:rPr>
+          <w:lang w:val="zh_TW" w:bidi="zh_TW"/>
+        </w:rPr>
+        <w:t>LUK 6:8</w:t>
+      </w:r>
+      <w:r>
+        <w:rPr>
+          <w:lang w:val="zh_TW" w:bidi="zh_TW"/>
+        </w:rPr>
+        <w:t xml:space="preserve"> · </w:t>
+      </w:r>
+      <w:r>
+        <w:rPr>
+          <w:lang w:val="zh_TW" w:bidi="zh_TW"/>
+        </w:rPr>
+        <w:t>JHN 5:3</w:t>
+      </w:r>
     </w:p>
     <w:p>
       <w:pPr/>
@@ -3760,36 +3412,24 @@
         </w:rPr>
         <w:t>許多語言會清楚區分陸地的不同用語,如相對於水的陸地,以及用作耕地的陸地。中文會把靠近水的陸地稱為「岸」或「海岸」,因此,</w:t>
       </w:r>
-      <w:hyperlink r:id="rId70">
-        <w:r>
-          <w:rPr>
-            <w:lang w:val="zh_TW" w:bidi="zh_TW"/>
-          </w:rPr>
-          <w:rPr>
-            <w:color w:val="0000EE"/>
-            <w:u w:val="single"/>
-          </w:rPr>
-          <w:t>MAT 14:24</w:t>
-        </w:r>
-      </w:hyperlink>
+      <w:r>
+        <w:rPr>
+          <w:lang w:val="zh_TW" w:bidi="zh_TW"/>
+        </w:rPr>
+        <w:t>MAT 14:24</w:t>
+      </w:r>
       <w:r>
         <w:rPr>
           <w:lang w:val="zh_TW" w:bidi="zh_TW"/>
         </w:rPr>
         <w:t xml:space="preserve"> 可以譯作「船離岸已經很遠」《現中》。同樣,</w:t>
       </w:r>
-      <w:hyperlink r:id="rId71">
-        <w:r>
-          <w:rPr>
-            <w:lang w:val="zh_TW" w:bidi="zh_TW"/>
-          </w:rPr>
-          <w:rPr>
-            <w:color w:val="0000EE"/>
-            <w:u w:val="single"/>
-          </w:rPr>
-          <w:t>ACT 27:27</w:t>
-        </w:r>
-      </w:hyperlink>
+      <w:r>
+        <w:rPr>
+          <w:lang w:val="zh_TW" w:bidi="zh_TW"/>
+        </w:rPr>
+        <w:t>ACT 27:27</w:t>
+      </w:r>
       <w:r>
         <w:rPr>
           <w:lang w:val="zh_TW" w:bidi="zh_TW"/>
@@ -3804,36 +3444,24 @@
           <w:lang w:val="zh_TW" w:bidi="zh_TW"/>
         </w:rPr>
       </w:r>
-      <w:hyperlink r:id="rId72">
-        <w:r>
-          <w:rPr>
-            <w:lang w:val="zh_TW" w:bidi="zh_TW"/>
-          </w:rPr>
-          <w:rPr>
-            <w:color w:val="0000EE"/>
-            <w:u w:val="single"/>
-          </w:rPr>
-          <w:t>MAT 23:15</w:t>
-        </w:r>
-      </w:hyperlink>
-      <w:r>
-        <w:rPr>
-          <w:lang w:val="zh_TW" w:bidi="zh_TW"/>
-        </w:rPr>
-        <w:t xml:space="preserve"> · </w:t>
-      </w:r>
-      <w:hyperlink r:id="rId64">
-        <w:r>
-          <w:rPr>
-            <w:lang w:val="zh_TW" w:bidi="zh_TW"/>
-          </w:rPr>
-          <w:rPr>
-            <w:color w:val="0000EE"/>
-            <w:u w:val="single"/>
-          </w:rPr>
-          <w:t>HEB 11:29</w:t>
-        </w:r>
-      </w:hyperlink>
+      <w:r>
+        <w:rPr>
+          <w:lang w:val="zh_TW" w:bidi="zh_TW"/>
+        </w:rPr>
+        <w:t>MAT 23:15</w:t>
+      </w:r>
+      <w:r>
+        <w:rPr>
+          <w:lang w:val="zh_TW" w:bidi="zh_TW"/>
+        </w:rPr>
+        <w:t xml:space="preserve"> · </w:t>
+      </w:r>
+      <w:r>
+        <w:rPr>
+          <w:lang w:val="zh_TW" w:bidi="zh_TW"/>
+        </w:rPr>
+        <w:t>HEB 11:29</w:t>
+      </w:r>
       <w:r>
         <w:rPr>
           <w:lang w:val="zh_TW" w:bidi="zh_TW"/>
@@ -4031,7 +3659,7 @@
         </w:rPr>
         <w:t>[a]「木」</w:t>
       </w:r>
-      <w:hyperlink r:id="rId73">
+      <w:hyperlink r:id="rId20">
         <w:r>
           <w:rPr>
             <w:lang w:val="zh_TW" w:bidi="zh_TW"/>
@@ -4057,36 +3685,24 @@
           <w:lang w:val="zh_TW" w:bidi="zh_TW"/>
         </w:rPr>
       </w:r>
-      <w:hyperlink r:id="rId74">
-        <w:r>
-          <w:rPr>
-            <w:lang w:val="zh_TW" w:bidi="zh_TW"/>
-          </w:rPr>
-          <w:rPr>
-            <w:color w:val="0000EE"/>
-            <w:u w:val="single"/>
-          </w:rPr>
-          <w:t>2TI 2:20</w:t>
-        </w:r>
-      </w:hyperlink>
-      <w:r>
-        <w:rPr>
-          <w:lang w:val="zh_TW" w:bidi="zh_TW"/>
-        </w:rPr>
-        <w:t xml:space="preserve"> · </w:t>
-      </w:r>
-      <w:hyperlink r:id="rId75">
-        <w:r>
-          <w:rPr>
-            <w:lang w:val="zh_TW" w:bidi="zh_TW"/>
-          </w:rPr>
-          <w:rPr>
-            <w:color w:val="0000EE"/>
-            <w:u w:val="single"/>
-          </w:rPr>
-          <w:t>REV 9:20</w:t>
-        </w:r>
-      </w:hyperlink>
+      <w:r>
+        <w:rPr>
+          <w:lang w:val="zh_TW" w:bidi="zh_TW"/>
+        </w:rPr>
+        <w:t>2TI 2:20</w:t>
+      </w:r>
+      <w:r>
+        <w:rPr>
+          <w:lang w:val="zh_TW" w:bidi="zh_TW"/>
+        </w:rPr>
+        <w:t xml:space="preserve"> · </w:t>
+      </w:r>
+      <w:r>
+        <w:rPr>
+          <w:lang w:val="zh_TW" w:bidi="zh_TW"/>
+        </w:rPr>
+        <w:t>REV 9:20</w:t>
+      </w:r>
       <w:r>
         <w:rPr>
           <w:lang w:val="zh_TW" w:bidi="zh_TW"/>
@@ -4292,54 +3908,36 @@
           <w:lang w:val="zh_TW" w:bidi="zh_TW"/>
         </w:rPr>
       </w:r>
-      <w:hyperlink r:id="rId76">
-        <w:r>
-          <w:rPr>
-            <w:lang w:val="zh_TW" w:bidi="zh_TW"/>
-          </w:rPr>
-          <w:rPr>
-            <w:color w:val="0000EE"/>
-            <w:u w:val="single"/>
-          </w:rPr>
-          <w:t>1CO 3:12</w:t>
-        </w:r>
-      </w:hyperlink>
-      <w:r>
-        <w:rPr>
-          <w:lang w:val="zh_TW" w:bidi="zh_TW"/>
-        </w:rPr>
-        <w:t xml:space="preserve"> · </w:t>
-      </w:r>
-      <w:hyperlink r:id="rId77">
-        <w:r>
-          <w:rPr>
-            <w:lang w:val="zh_TW" w:bidi="zh_TW"/>
-          </w:rPr>
-          <w:rPr>
-            <w:color w:val="0000EE"/>
-            <w:u w:val="single"/>
-          </w:rPr>
-          <w:t>REV 18:12</w:t>
-        </w:r>
-      </w:hyperlink>
-      <w:r>
-        <w:rPr>
-          <w:lang w:val="zh_TW" w:bidi="zh_TW"/>
-        </w:rPr>
-        <w:t xml:space="preserve"> · </w:t>
-      </w:r>
-      <w:hyperlink r:id="rId77">
-        <w:r>
-          <w:rPr>
-            <w:lang w:val="zh_TW" w:bidi="zh_TW"/>
-          </w:rPr>
-          <w:rPr>
-            <w:color w:val="0000EE"/>
-            <w:u w:val="single"/>
-          </w:rPr>
-          <w:t>REV 18:12</w:t>
-        </w:r>
-      </w:hyperlink>
+      <w:r>
+        <w:rPr>
+          <w:lang w:val="zh_TW" w:bidi="zh_TW"/>
+        </w:rPr>
+        <w:t>1CO 3:12</w:t>
+      </w:r>
+      <w:r>
+        <w:rPr>
+          <w:lang w:val="zh_TW" w:bidi="zh_TW"/>
+        </w:rPr>
+        <w:t xml:space="preserve"> · </w:t>
+      </w:r>
+      <w:r>
+        <w:rPr>
+          <w:lang w:val="zh_TW" w:bidi="zh_TW"/>
+        </w:rPr>
+        <w:t>REV 18:12</w:t>
+      </w:r>
+      <w:r>
+        <w:rPr>
+          <w:lang w:val="zh_TW" w:bidi="zh_TW"/>
+        </w:rPr>
+        <w:t xml:space="preserve"> · </w:t>
+      </w:r>
+      <w:r>
+        <w:rPr>
+          <w:lang w:val="zh_TW" w:bidi="zh_TW"/>
+        </w:rPr>
+        <w:t>REV 18:12</w:t>
+      </w:r>
     </w:p>
     <w:p>
       <w:pPr/>
@@ -4416,18 +4014,12 @@
         </w:rPr>
         <w:t xml:space="preserve">在 </w:t>
       </w:r>
-      <w:hyperlink r:id="rId63">
-        <w:r>
-          <w:rPr>
-            <w:lang w:val="zh_TW" w:bidi="zh_TW"/>
-          </w:rPr>
-          <w:rPr>
-            <w:color w:val="0000EE"/>
-            <w:u w:val="single"/>
-          </w:rPr>
-          <w:t>LUK 23:31</w:t>
-        </w:r>
-      </w:hyperlink>
+      <w:r>
+        <w:rPr>
+          <w:lang w:val="zh_TW" w:bidi="zh_TW"/>
+        </w:rPr>
+        <w:t>LUK 23:31</w:t>
+      </w:r>
       <w:r>
         <w:rPr>
           <w:lang w:val="zh_TW" w:bidi="zh_TW"/>
@@ -4446,7 +4038,7 @@
         </w:rPr>
         <w:t xml:space="preserve"> 也可以被解作活的青翠樹木(參 </w:t>
       </w:r>
-      <w:hyperlink r:id="rId78">
+      <w:hyperlink r:id="rId21">
         <w:r>
           <w:rPr>
             <w:lang w:val="zh_TW" w:bidi="zh_TW"/>
@@ -4472,18 +4064,12 @@
           <w:lang w:val="zh_TW" w:bidi="zh_TW"/>
         </w:rPr>
       </w:r>
-      <w:hyperlink r:id="rId63">
-        <w:r>
-          <w:rPr>
-            <w:lang w:val="zh_TW" w:bidi="zh_TW"/>
-          </w:rPr>
-          <w:rPr>
-            <w:color w:val="0000EE"/>
-            <w:u w:val="single"/>
-          </w:rPr>
-          <w:t>LUK 23:31</w:t>
-        </w:r>
-      </w:hyperlink>
+      <w:r>
+        <w:rPr>
+          <w:lang w:val="zh_TW" w:bidi="zh_TW"/>
+        </w:rPr>
+        <w:t>LUK 23:31</w:t>
+      </w:r>
     </w:p>
     <w:p>
       <w:pPr/>
@@ -4554,18 +4140,12 @@
         </w:rPr>
         <w:t xml:space="preserve"> </w:t>
       </w:r>
-      <w:hyperlink r:id="rId63">
-        <w:r>
-          <w:rPr>
-            <w:lang w:val="zh_TW" w:bidi="zh_TW"/>
-          </w:rPr>
-          <w:rPr>
-            <w:color w:val="0000EE"/>
-            <w:u w:val="single"/>
-          </w:rPr>
-          <w:t>LUK 23:31</w:t>
-        </w:r>
-      </w:hyperlink>
+      <w:r>
+        <w:rPr>
+          <w:lang w:val="zh_TW" w:bidi="zh_TW"/>
+        </w:rPr>
+        <w:t>LUK 23:31</w:t>
+      </w:r>
       <w:r>
         <w:rPr>
           <w:lang w:val="zh_TW" w:bidi="zh_TW"/>
@@ -4584,7 +4164,7 @@
         </w:rPr>
         <w:t xml:space="preserve"> 也可以解作「木柴」。因此,這個條件句的前一部分可以譯成:「如果這些事行在那些剛被砍下來的木柴上」,或「如果這些事行在還沒乾透的木柴上」(參 </w:t>
       </w:r>
-      <w:hyperlink r:id="rId79">
+      <w:hyperlink r:id="rId22">
         <w:r>
           <w:rPr>
             <w:lang w:val="zh_TW" w:bidi="zh_TW"/>
@@ -4609,36 +4189,24 @@
         </w:rPr>
         <w:t xml:space="preserve">在 </w:t>
       </w:r>
-      <w:hyperlink r:id="rId80">
-        <w:r>
-          <w:rPr>
-            <w:lang w:val="zh_TW" w:bidi="zh_TW"/>
-          </w:rPr>
-          <w:rPr>
-            <w:color w:val="0000EE"/>
-            <w:u w:val="single"/>
-          </w:rPr>
-          <w:t>REV 2:7</w:t>
-        </w:r>
-      </w:hyperlink>
+      <w:r>
+        <w:rPr>
+          <w:lang w:val="zh_TW" w:bidi="zh_TW"/>
+        </w:rPr>
+        <w:t>REV 2:7</w:t>
+      </w:r>
       <w:r>
         <w:rPr>
           <w:lang w:val="zh_TW" w:bidi="zh_TW"/>
         </w:rPr>
         <w:t xml:space="preserve"> 和 </w:t>
       </w:r>
-      <w:hyperlink r:id="rId81">
-        <w:r>
-          <w:rPr>
-            <w:lang w:val="zh_TW" w:bidi="zh_TW"/>
-          </w:rPr>
-          <w:rPr>
-            <w:color w:val="0000EE"/>
-            <w:u w:val="single"/>
-          </w:rPr>
-          <w:t>REV 22:2</w:t>
-        </w:r>
-      </w:hyperlink>
+      <w:r>
+        <w:rPr>
+          <w:lang w:val="zh_TW" w:bidi="zh_TW"/>
+        </w:rPr>
+        <w:t>REV 22:2</w:t>
+      </w:r>
       <w:r>
         <w:rPr>
           <w:lang w:val="zh_TW" w:bidi="zh_TW"/>
@@ -4665,126 +4233,84 @@
           <w:lang w:val="zh_TW" w:bidi="zh_TW"/>
         </w:rPr>
       </w:r>
-      <w:hyperlink r:id="rId63">
-        <w:r>
-          <w:rPr>
-            <w:lang w:val="zh_TW" w:bidi="zh_TW"/>
-          </w:rPr>
-          <w:rPr>
-            <w:color w:val="0000EE"/>
-            <w:u w:val="single"/>
-          </w:rPr>
-          <w:t>LUK 23:31</w:t>
-        </w:r>
-      </w:hyperlink>
-      <w:r>
-        <w:rPr>
-          <w:lang w:val="zh_TW" w:bidi="zh_TW"/>
-        </w:rPr>
-        <w:t xml:space="preserve"> · </w:t>
-      </w:r>
-      <w:hyperlink r:id="rId82">
-        <w:r>
-          <w:rPr>
-            <w:lang w:val="zh_TW" w:bidi="zh_TW"/>
-          </w:rPr>
-          <w:rPr>
-            <w:color w:val="0000EE"/>
-            <w:u w:val="single"/>
-          </w:rPr>
-          <w:t>GAL 3:13</w:t>
-        </w:r>
-      </w:hyperlink>
-      <w:r>
-        <w:rPr>
-          <w:lang w:val="zh_TW" w:bidi="zh_TW"/>
-        </w:rPr>
-        <w:t xml:space="preserve"> · </w:t>
-      </w:r>
-      <w:hyperlink r:id="rId80">
-        <w:r>
-          <w:rPr>
-            <w:lang w:val="zh_TW" w:bidi="zh_TW"/>
-          </w:rPr>
-          <w:rPr>
-            <w:color w:val="0000EE"/>
-            <w:u w:val="single"/>
-          </w:rPr>
-          <w:t>REV 2:7</w:t>
-        </w:r>
-      </w:hyperlink>
-      <w:r>
-        <w:rPr>
-          <w:lang w:val="zh_TW" w:bidi="zh_TW"/>
-        </w:rPr>
-        <w:t xml:space="preserve"> · </w:t>
-      </w:r>
-      <w:hyperlink r:id="rId81">
-        <w:r>
-          <w:rPr>
-            <w:lang w:val="zh_TW" w:bidi="zh_TW"/>
-          </w:rPr>
-          <w:rPr>
-            <w:color w:val="0000EE"/>
-            <w:u w:val="single"/>
-          </w:rPr>
-          <w:t>REV 22:2</w:t>
-        </w:r>
-      </w:hyperlink>
-      <w:r>
-        <w:rPr>
-          <w:lang w:val="zh_TW" w:bidi="zh_TW"/>
-        </w:rPr>
-        <w:t xml:space="preserve"> · </w:t>
-      </w:r>
-      <w:hyperlink r:id="rId81">
-        <w:r>
-          <w:rPr>
-            <w:lang w:val="zh_TW" w:bidi="zh_TW"/>
-          </w:rPr>
-          <w:rPr>
-            <w:color w:val="0000EE"/>
-            <w:u w:val="single"/>
-          </w:rPr>
-          <w:t>REV 22:2</w:t>
-        </w:r>
-      </w:hyperlink>
-      <w:r>
-        <w:rPr>
-          <w:lang w:val="zh_TW" w:bidi="zh_TW"/>
-        </w:rPr>
-        <w:t xml:space="preserve"> · </w:t>
-      </w:r>
-      <w:hyperlink r:id="rId83">
-        <w:r>
-          <w:rPr>
-            <w:lang w:val="zh_TW" w:bidi="zh_TW"/>
-          </w:rPr>
-          <w:rPr>
-            <w:color w:val="0000EE"/>
-            <w:u w:val="single"/>
-          </w:rPr>
-          <w:t>REV 22:14</w:t>
-        </w:r>
-      </w:hyperlink>
-      <w:r>
-        <w:rPr>
-          <w:lang w:val="zh_TW" w:bidi="zh_TW"/>
-        </w:rPr>
-        <w:t xml:space="preserve"> · </w:t>
-      </w:r>
-      <w:hyperlink r:id="rId84">
-        <w:r>
-          <w:rPr>
-            <w:lang w:val="zh_TW" w:bidi="zh_TW"/>
-          </w:rPr>
-          <w:rPr>
-            <w:color w:val="0000EE"/>
-            <w:u w:val="single"/>
-          </w:rPr>
-          <w:t>REV 22:19</w:t>
-        </w:r>
-      </w:hyperlink>
+      <w:r>
+        <w:rPr>
+          <w:lang w:val="zh_TW" w:bidi="zh_TW"/>
+        </w:rPr>
+        <w:t>LUK 23:31</w:t>
+      </w:r>
+      <w:r>
+        <w:rPr>
+          <w:lang w:val="zh_TW" w:bidi="zh_TW"/>
+        </w:rPr>
+        <w:t xml:space="preserve"> · </w:t>
+      </w:r>
+      <w:r>
+        <w:rPr>
+          <w:lang w:val="zh_TW" w:bidi="zh_TW"/>
+        </w:rPr>
+        <w:t>GAL 3:13</w:t>
+      </w:r>
+      <w:r>
+        <w:rPr>
+          <w:lang w:val="zh_TW" w:bidi="zh_TW"/>
+        </w:rPr>
+        <w:t xml:space="preserve"> · </w:t>
+      </w:r>
+      <w:r>
+        <w:rPr>
+          <w:lang w:val="zh_TW" w:bidi="zh_TW"/>
+        </w:rPr>
+        <w:t>REV 2:7</w:t>
+      </w:r>
+      <w:r>
+        <w:rPr>
+          <w:lang w:val="zh_TW" w:bidi="zh_TW"/>
+        </w:rPr>
+        <w:t xml:space="preserve"> · </w:t>
+      </w:r>
+      <w:r>
+        <w:rPr>
+          <w:lang w:val="zh_TW" w:bidi="zh_TW"/>
+        </w:rPr>
+        <w:t>REV 22:2</w:t>
+      </w:r>
+      <w:r>
+        <w:rPr>
+          <w:lang w:val="zh_TW" w:bidi="zh_TW"/>
+        </w:rPr>
+        <w:t xml:space="preserve"> · </w:t>
+      </w:r>
+      <w:r>
+        <w:rPr>
+          <w:lang w:val="zh_TW" w:bidi="zh_TW"/>
+        </w:rPr>
+        <w:t>REV 22:2</w:t>
+      </w:r>
+      <w:r>
+        <w:rPr>
+          <w:lang w:val="zh_TW" w:bidi="zh_TW"/>
+        </w:rPr>
+        <w:t xml:space="preserve"> · </w:t>
+      </w:r>
+      <w:r>
+        <w:rPr>
+          <w:lang w:val="zh_TW" w:bidi="zh_TW"/>
+        </w:rPr>
+        <w:t>REV 22:14</w:t>
+      </w:r>
+      <w:r>
+        <w:rPr>
+          <w:lang w:val="zh_TW" w:bidi="zh_TW"/>
+        </w:rPr>
+        <w:t xml:space="preserve"> · </w:t>
+      </w:r>
+      <w:r>
+        <w:rPr>
+          <w:lang w:val="zh_TW" w:bidi="zh_TW"/>
+        </w:rPr>
+        <w:t>REV 22:19</w:t>
+      </w:r>
     </w:p>
     <w:p>
       <w:pPr/>
@@ -4857,90 +4383,60 @@
           <w:lang w:val="zh_TW" w:bidi="zh_TW"/>
         </w:rPr>
       </w:r>
-      <w:hyperlink r:id="rId85">
-        <w:r>
-          <w:rPr>
-            <w:lang w:val="zh_TW" w:bidi="zh_TW"/>
-          </w:rPr>
-          <w:rPr>
-            <w:color w:val="0000EE"/>
-            <w:u w:val="single"/>
-          </w:rPr>
-          <w:t>MAT 26:47</w:t>
-        </w:r>
-      </w:hyperlink>
-      <w:r>
-        <w:rPr>
-          <w:lang w:val="zh_TW" w:bidi="zh_TW"/>
-        </w:rPr>
-        <w:t xml:space="preserve"> · </w:t>
-      </w:r>
-      <w:hyperlink r:id="rId86">
-        <w:r>
-          <w:rPr>
-            <w:lang w:val="zh_TW" w:bidi="zh_TW"/>
-          </w:rPr>
-          <w:rPr>
-            <w:color w:val="0000EE"/>
-            <w:u w:val="single"/>
-          </w:rPr>
-          <w:t>MAT 26:55</w:t>
-        </w:r>
-      </w:hyperlink>
-      <w:r>
-        <w:rPr>
-          <w:lang w:val="zh_TW" w:bidi="zh_TW"/>
-        </w:rPr>
-        <w:t xml:space="preserve"> · </w:t>
-      </w:r>
-      <w:hyperlink r:id="rId87">
-        <w:r>
-          <w:rPr>
-            <w:lang w:val="zh_TW" w:bidi="zh_TW"/>
-          </w:rPr>
-          <w:rPr>
-            <w:color w:val="0000EE"/>
-            <w:u w:val="single"/>
-          </w:rPr>
-          <w:t>MRK 14:43</w:t>
-        </w:r>
-      </w:hyperlink>
-      <w:r>
-        <w:rPr>
-          <w:lang w:val="zh_TW" w:bidi="zh_TW"/>
-        </w:rPr>
-        <w:t xml:space="preserve"> · </w:t>
-      </w:r>
-      <w:hyperlink r:id="rId88">
-        <w:r>
-          <w:rPr>
-            <w:lang w:val="zh_TW" w:bidi="zh_TW"/>
-          </w:rPr>
-          <w:rPr>
-            <w:color w:val="0000EE"/>
-            <w:u w:val="single"/>
-          </w:rPr>
-          <w:t>MRK 14:48</w:t>
-        </w:r>
-      </w:hyperlink>
-      <w:r>
-        <w:rPr>
-          <w:lang w:val="zh_TW" w:bidi="zh_TW"/>
-        </w:rPr>
-        <w:t xml:space="preserve"> · </w:t>
-      </w:r>
-      <w:hyperlink r:id="rId89">
-        <w:r>
-          <w:rPr>
-            <w:lang w:val="zh_TW" w:bidi="zh_TW"/>
-          </w:rPr>
-          <w:rPr>
-            <w:color w:val="0000EE"/>
-            <w:u w:val="single"/>
-          </w:rPr>
-          <w:t>LUK 22:52</w:t>
-        </w:r>
-      </w:hyperlink>
+      <w:r>
+        <w:rPr>
+          <w:lang w:val="zh_TW" w:bidi="zh_TW"/>
+        </w:rPr>
+        <w:t>MAT 26:47</w:t>
+      </w:r>
+      <w:r>
+        <w:rPr>
+          <w:lang w:val="zh_TW" w:bidi="zh_TW"/>
+        </w:rPr>
+        <w:t xml:space="preserve"> · </w:t>
+      </w:r>
+      <w:r>
+        <w:rPr>
+          <w:lang w:val="zh_TW" w:bidi="zh_TW"/>
+        </w:rPr>
+        <w:t>MAT 26:55</w:t>
+      </w:r>
+      <w:r>
+        <w:rPr>
+          <w:lang w:val="zh_TW" w:bidi="zh_TW"/>
+        </w:rPr>
+        <w:t xml:space="preserve"> · </w:t>
+      </w:r>
+      <w:r>
+        <w:rPr>
+          <w:lang w:val="zh_TW" w:bidi="zh_TW"/>
+        </w:rPr>
+        <w:t>MRK 14:43</w:t>
+      </w:r>
+      <w:r>
+        <w:rPr>
+          <w:lang w:val="zh_TW" w:bidi="zh_TW"/>
+        </w:rPr>
+        <w:t xml:space="preserve"> · </w:t>
+      </w:r>
+      <w:r>
+        <w:rPr>
+          <w:lang w:val="zh_TW" w:bidi="zh_TW"/>
+        </w:rPr>
+        <w:t>MRK 14:48</w:t>
+      </w:r>
+      <w:r>
+        <w:rPr>
+          <w:lang w:val="zh_TW" w:bidi="zh_TW"/>
+        </w:rPr>
+        <w:t xml:space="preserve"> · </w:t>
+      </w:r>
+      <w:r>
+        <w:rPr>
+          <w:lang w:val="zh_TW" w:bidi="zh_TW"/>
+        </w:rPr>
+        <w:t>LUK 22:52</w:t>
+      </w:r>
     </w:p>
     <w:p>
       <w:pPr/>
@@ -5025,18 +4521,12 @@
           <w:lang w:val="zh_TW" w:bidi="zh_TW"/>
         </w:rPr>
       </w:r>
-      <w:hyperlink r:id="rId90">
-        <w:r>
-          <w:rPr>
-            <w:lang w:val="zh_TW" w:bidi="zh_TW"/>
-          </w:rPr>
-          <w:rPr>
-            <w:color w:val="0000EE"/>
-            <w:u w:val="single"/>
-          </w:rPr>
-          <w:t>ACT 16:24</w:t>
-        </w:r>
-      </w:hyperlink>
+      <w:r>
+        <w:rPr>
+          <w:lang w:val="zh_TW" w:bidi="zh_TW"/>
+        </w:rPr>
+        <w:t>ACT 16:24</w:t>
+      </w:r>
     </w:p>
     <w:p>
       <w:pPr/>
@@ -5113,7 +4603,7 @@
         </w:rPr>
         <w:t>[a]「木」</w:t>
       </w:r>
-      <w:hyperlink r:id="rId73">
+      <w:hyperlink r:id="rId20">
         <w:r>
           <w:rPr>
             <w:lang w:val="zh_TW" w:bidi="zh_TW"/>
@@ -5139,72 +4629,48 @@
           <w:lang w:val="zh_TW" w:bidi="zh_TW"/>
         </w:rPr>
       </w:r>
-      <w:hyperlink r:id="rId91">
-        <w:r>
-          <w:rPr>
-            <w:lang w:val="zh_TW" w:bidi="zh_TW"/>
-          </w:rPr>
-          <w:rPr>
-            <w:color w:val="0000EE"/>
-            <w:u w:val="single"/>
-          </w:rPr>
-          <w:t>ACT 5:30</w:t>
-        </w:r>
-      </w:hyperlink>
-      <w:r>
-        <w:rPr>
-          <w:lang w:val="zh_TW" w:bidi="zh_TW"/>
-        </w:rPr>
-        <w:t xml:space="preserve"> · </w:t>
-      </w:r>
-      <w:hyperlink r:id="rId92">
-        <w:r>
-          <w:rPr>
-            <w:lang w:val="zh_TW" w:bidi="zh_TW"/>
-          </w:rPr>
-          <w:rPr>
-            <w:color w:val="0000EE"/>
-            <w:u w:val="single"/>
-          </w:rPr>
-          <w:t>ACT 10:39</w:t>
-        </w:r>
-      </w:hyperlink>
-      <w:r>
-        <w:rPr>
-          <w:lang w:val="zh_TW" w:bidi="zh_TW"/>
-        </w:rPr>
-        <w:t xml:space="preserve"> · </w:t>
-      </w:r>
-      <w:hyperlink r:id="rId93">
-        <w:r>
-          <w:rPr>
-            <w:lang w:val="zh_TW" w:bidi="zh_TW"/>
-          </w:rPr>
-          <w:rPr>
-            <w:color w:val="0000EE"/>
-            <w:u w:val="single"/>
-          </w:rPr>
-          <w:t>ACT 13:29</w:t>
-        </w:r>
-      </w:hyperlink>
-      <w:r>
-        <w:rPr>
-          <w:lang w:val="zh_TW" w:bidi="zh_TW"/>
-        </w:rPr>
-        <w:t xml:space="preserve"> · </w:t>
-      </w:r>
-      <w:hyperlink r:id="rId94">
-        <w:r>
-          <w:rPr>
-            <w:lang w:val="zh_TW" w:bidi="zh_TW"/>
-          </w:rPr>
-          <w:rPr>
-            <w:color w:val="0000EE"/>
-            <w:u w:val="single"/>
-          </w:rPr>
-          <w:t>1PE 2:24</w:t>
-        </w:r>
-      </w:hyperlink>
+      <w:r>
+        <w:rPr>
+          <w:lang w:val="zh_TW" w:bidi="zh_TW"/>
+        </w:rPr>
+        <w:t>ACT 5:30</w:t>
+      </w:r>
+      <w:r>
+        <w:rPr>
+          <w:lang w:val="zh_TW" w:bidi="zh_TW"/>
+        </w:rPr>
+        <w:t xml:space="preserve"> · </w:t>
+      </w:r>
+      <w:r>
+        <w:rPr>
+          <w:lang w:val="zh_TW" w:bidi="zh_TW"/>
+        </w:rPr>
+        <w:t>ACT 10:39</w:t>
+      </w:r>
+      <w:r>
+        <w:rPr>
+          <w:lang w:val="zh_TW" w:bidi="zh_TW"/>
+        </w:rPr>
+        <w:t xml:space="preserve"> · </w:t>
+      </w:r>
+      <w:r>
+        <w:rPr>
+          <w:lang w:val="zh_TW" w:bidi="zh_TW"/>
+        </w:rPr>
+        <w:t>ACT 13:29</w:t>
+      </w:r>
+      <w:r>
+        <w:rPr>
+          <w:lang w:val="zh_TW" w:bidi="zh_TW"/>
+        </w:rPr>
+        <w:t xml:space="preserve"> · </w:t>
+      </w:r>
+      <w:r>
+        <w:rPr>
+          <w:lang w:val="zh_TW" w:bidi="zh_TW"/>
+        </w:rPr>
+        <w:t>1PE 2:24</w:t>
+      </w:r>
       <w:r>
         <w:rPr>
           <w:lang w:val="zh_TW" w:bidi="zh_TW"/>
@@ -5374,54 +4840,36 @@
           <w:lang w:val="zh_TW" w:bidi="zh_TW"/>
         </w:rPr>
       </w:r>
-      <w:hyperlink r:id="rId95">
-        <w:r>
-          <w:rPr>
-            <w:lang w:val="zh_TW" w:bidi="zh_TW"/>
-          </w:rPr>
-          <w:rPr>
-            <w:color w:val="0000EE"/>
-            <w:u w:val="single"/>
-          </w:rPr>
-          <w:t>ACT 21:24</w:t>
-        </w:r>
-      </w:hyperlink>
-      <w:r>
-        <w:rPr>
-          <w:lang w:val="zh_TW" w:bidi="zh_TW"/>
-        </w:rPr>
-        <w:t xml:space="preserve"> · </w:t>
-      </w:r>
-      <w:hyperlink r:id="rId96">
-        <w:r>
-          <w:rPr>
-            <w:lang w:val="zh_TW" w:bidi="zh_TW"/>
-          </w:rPr>
-          <w:rPr>
-            <w:color w:val="0000EE"/>
-            <w:u w:val="single"/>
-          </w:rPr>
-          <w:t>1CO 11:5</w:t>
-        </w:r>
-      </w:hyperlink>
-      <w:r>
-        <w:rPr>
-          <w:lang w:val="zh_TW" w:bidi="zh_TW"/>
-        </w:rPr>
-        <w:t xml:space="preserve"> · </w:t>
-      </w:r>
-      <w:hyperlink r:id="rId97">
-        <w:r>
-          <w:rPr>
-            <w:lang w:val="zh_TW" w:bidi="zh_TW"/>
-          </w:rPr>
-          <w:rPr>
-            <w:color w:val="0000EE"/>
-            <w:u w:val="single"/>
-          </w:rPr>
-          <w:t>1CO 11:6</w:t>
-        </w:r>
-      </w:hyperlink>
+      <w:r>
+        <w:rPr>
+          <w:lang w:val="zh_TW" w:bidi="zh_TW"/>
+        </w:rPr>
+        <w:t>ACT 21:24</w:t>
+      </w:r>
+      <w:r>
+        <w:rPr>
+          <w:lang w:val="zh_TW" w:bidi="zh_TW"/>
+        </w:rPr>
+        <w:t xml:space="preserve"> · </w:t>
+      </w:r>
+      <w:r>
+        <w:rPr>
+          <w:lang w:val="zh_TW" w:bidi="zh_TW"/>
+        </w:rPr>
+        <w:t>1CO 11:5</w:t>
+      </w:r>
+      <w:r>
+        <w:rPr>
+          <w:lang w:val="zh_TW" w:bidi="zh_TW"/>
+        </w:rPr>
+        <w:t xml:space="preserve"> · </w:t>
+      </w:r>
+      <w:r>
+        <w:rPr>
+          <w:lang w:val="zh_TW" w:bidi="zh_TW"/>
+        </w:rPr>
+        <w:t>1CO 11:6</w:t>
+      </w:r>
       <w:r>
         <w:rPr>
           <w:lang w:val="zh_TW" w:bidi="zh_TW"/>
